--- a/materials/grade-03/G03-L01/G03-L01-Reading-Passage.docx
+++ b/materials/grade-03/G03-L01/G03-L01-Reading-Passage.docx
@@ -2,50 +2,212 @@
 <file path=word/document.xml><?xml version="1.0" encoding="utf-8"?>
 <w:document xmlns:wpc="http://schemas.microsoft.com/office/word/2010/wordprocessingCanvas" xmlns:mo="http://schemas.microsoft.com/office/mac/office/2008/main" xmlns:mc="http://schemas.openxmlformats.org/markup-compatibility/2006" xmlns:mv="urn:schemas-microsoft-com:mac:vml" xmlns:o="urn:schemas-microsoft-com:office:office" xmlns:r="http://schemas.openxmlformats.org/officeDocument/2006/relationships" xmlns:m="http://schemas.openxmlformats.org/officeDocument/2006/math" xmlns:v="urn:schemas-microsoft-com:vml" xmlns:wp14="http://schemas.microsoft.com/office/word/2010/wordprocessingDrawing" xmlns:wp="http://schemas.openxmlformats.org/drawingml/2006/wordprocessingDrawing" xmlns:w10="urn:schemas-microsoft-com:office:word" xmlns:w="http://schemas.openxmlformats.org/wordprocessingml/2006/main" xmlns:w14="http://schemas.microsoft.com/office/word/2010/wordml" xmlns:wpg="http://schemas.microsoft.com/office/word/2010/wordprocessingGroup" xmlns:wpi="http://schemas.microsoft.com/office/word/2010/wordprocessingInk" xmlns:wne="http://schemas.microsoft.com/office/word/2006/wordml" xmlns:wps="http://schemas.microsoft.com/office/word/2010/wordprocessingShape" mc:Ignorable="w14 wp14">
   <w:body>
+    <w:tbl>
+      <w:tblPr>
+        <w:tblW w:type="auto" w:w="0"/>
+        <w:tblLook w:firstColumn="1" w:firstRow="1" w:lastColumn="0" w:lastRow="0" w:noHBand="0" w:noVBand="1" w:val="04A0"/>
+        <w:tblBorders>
+          <w:top w:val="none" w:sz="0" w:space="0" w:color="auto"/>
+          <w:left w:val="none" w:sz="0" w:space="0" w:color="auto"/>
+          <w:bottom w:val="none" w:sz="0" w:space="0" w:color="auto"/>
+          <w:right w:val="none" w:sz="0" w:space="0" w:color="auto"/>
+          <w:insideH w:val="none" w:sz="0" w:space="0" w:color="auto"/>
+          <w:insideV w:val="none" w:sz="0" w:space="0" w:color="auto"/>
+        </w:tblBorders>
+      </w:tblPr>
+      <w:tblGrid>
+        <w:gridCol w:w="10800"/>
+      </w:tblGrid>
+      <w:tr>
+        <w:tc>
+          <w:tcPr>
+            <w:tcW w:type="dxa" w:w="10800"/>
+            <w:shd w:fill="E3F2FD"/>
+          </w:tcPr>
+          <w:p/>
+          <w:p>
+            <w:pPr>
+              <w:spacing w:after="40"/>
+              <w:jc w:val="center"/>
+            </w:pPr>
+            <w:r>
+              <w:rPr>
+                <w:rFonts w:ascii="Comic Sans MS" w:hAnsi="Comic Sans MS"/>
+                <w:b/>
+                <w:color w:val="2E86AB"/>
+                <w:sz w:val="44"/>
+              </w:rPr>
+              <w:t>Why do magnets stick to some things but not others?</w:t>
+            </w:r>
+          </w:p>
+          <w:p>
+            <w:pPr>
+              <w:jc w:val="center"/>
+            </w:pPr>
+            <w:r>
+              <w:rPr>
+                <w:rFonts w:ascii="Comic Sans MS" w:hAnsi="Comic Sans MS"/>
+                <w:color w:val="555555"/>
+                <w:sz w:val="20"/>
+              </w:rPr>
+              <w:t>ModelIt! Reading  |  3rd Grade</w:t>
+            </w:r>
+          </w:p>
+          <w:p>
+            <w:pPr>
+              <w:spacing w:before="80" w:after="120"/>
+              <w:jc w:val="center"/>
+            </w:pPr>
+            <w:r>
+              <w:rPr>
+                <w:rFonts w:ascii="Comic Sans MS" w:hAnsi="Comic Sans MS"/>
+                <w:sz w:val="22"/>
+              </w:rPr>
+              <w:t>Name: ________________________    Date: ____________</w:t>
+            </w:r>
+          </w:p>
+        </w:tc>
+      </w:tr>
+    </w:tbl>
     <w:p>
       <w:pPr>
+        <w:spacing w:after="120"/>
         <w:jc w:val="center"/>
       </w:pPr>
       <w:r>
-        <w:rPr>
-          <w:b/>
-          <w:color w:val="2E86AB"/>
-          <w:sz w:val="40"/>
-        </w:rPr>
-        <w:t xml:space="preserve">ModelIt! </w:t>
-      </w:r>
-      <w:r>
-        <w:rPr>
-          <w:color w:val="666666"/>
-          <w:sz w:val="24"/>
-        </w:rPr>
-        <w:t xml:space="preserve">  |  3rd Grade</w:t>
+        <w:drawing>
+          <wp:inline xmlns:a="http://schemas.openxmlformats.org/drawingml/2006/main" xmlns:pic="http://schemas.openxmlformats.org/drawingml/2006/picture">
+            <wp:extent cx="5029200" cy="5029200"/>
+            <wp:docPr id="1" name="Picture 1"/>
+            <wp:cNvGraphicFramePr>
+              <a:graphicFrameLocks noChangeAspect="1"/>
+            </wp:cNvGraphicFramePr>
+            <a:graphic>
+              <a:graphicData uri="http://schemas.openxmlformats.org/drawingml/2006/picture">
+                <pic:pic>
+                  <pic:nvPicPr>
+                    <pic:cNvPr id="0" name="G03-L01-scene.png"/>
+                    <pic:cNvPicPr/>
+                  </pic:nvPicPr>
+                  <pic:blipFill>
+                    <a:blip r:embed="rId9"/>
+                    <a:stretch>
+                      <a:fillRect/>
+                    </a:stretch>
+                  </pic:blipFill>
+                  <pic:spPr>
+                    <a:xfrm>
+                      <a:off x="0" y="0"/>
+                      <a:ext cx="5029200" cy="5029200"/>
+                    </a:xfrm>
+                    <a:prstGeom prst="rect"/>
+                  </pic:spPr>
+                </pic:pic>
+              </a:graphicData>
+            </a:graphic>
+          </wp:inline>
+        </w:drawing>
       </w:r>
     </w:p>
     <w:p>
       <w:pPr>
-        <w:jc w:val="center"/>
+        <w:spacing w:after="120" w:line="440" w:lineRule="exact"/>
       </w:pPr>
       <w:r>
         <w:rPr>
-          <w:b/>
-          <w:color w:val="1A4780"/>
-          <w:sz w:val="32"/>
+          <w:rFonts w:ascii="Comic Sans MS" w:hAnsi="Comic Sans MS"/>
+          <w:sz w:val="26"/>
         </w:rPr>
-        <w:t>G03-L01: Why Do Magnets Stick?</w:t>
+        <w:t>Have you ever wondered: Why do magnets stick to some things but not others? Let's find out!</w:t>
       </w:r>
     </w:p>
-    <w:p/>
     <w:p>
+      <w:pPr>
+        <w:spacing w:after="120" w:line="440" w:lineRule="exact"/>
+      </w:pPr>
       <w:r>
         <w:rPr>
-          <w:b/>
-          <w:color w:val="0D1B2A"/>
-          <w:sz w:val="48"/>
+          <w:rFonts w:ascii="Comic Sans MS" w:hAnsi="Comic Sans MS"/>
+          <w:sz w:val="26"/>
         </w:rPr>
-        <w:t>Why do magnets stick to some things but not others?</w:t>
+        <w:t>A magnet is an object that produces an invisible magnetic field around itself. This field can attract (pull toward) or repel (push away) other magnets and certain metals.</w:t>
       </w:r>
     </w:p>
+    <w:p>
+      <w:pPr>
+        <w:spacing w:after="120" w:line="440" w:lineRule="exact"/>
+      </w:pPr>
+      <w:r>
+        <w:rPr>
+          <w:rFonts w:ascii="Comic Sans MS" w:hAnsi="Comic Sans MS"/>
+          <w:sz w:val="26"/>
+        </w:rPr>
+        <w:t>Magnets only attract metals that contain iron, nickel, or cobalt. Inside these metals, tiny groups of atoms called magnetic domains can line up in the same direction when a magnet is nearby.</w:t>
+      </w:r>
+    </w:p>
+    <w:p>
+      <w:pPr>
+        <w:spacing w:after="120" w:line="440" w:lineRule="exact"/>
+      </w:pPr>
+      <w:r>
+        <w:rPr>
+          <w:rFonts w:ascii="Comic Sans MS" w:hAnsi="Comic Sans MS"/>
+          <w:sz w:val="26"/>
+        </w:rPr>
+        <w:t>Now you know! Magnets stick to some things because of an invisible force called magnetic force! Magnets create a special field around them that can pull on metals like iron and steel. Stronger magnets make a bigger invisible field that pulls harder.</w:t>
+      </w:r>
+    </w:p>
+    <w:tbl>
+      <w:tblPr>
+        <w:tblW w:type="auto" w:w="0"/>
+        <w:jc w:val="center"/>
+        <w:tblLook w:firstColumn="1" w:firstRow="1" w:lastColumn="0" w:lastRow="0" w:noHBand="0" w:noVBand="1" w:val="04A0"/>
+      </w:tblPr>
+      <w:tblGrid>
+        <w:gridCol w:w="10800"/>
+      </w:tblGrid>
+      <w:tr>
+        <w:tc>
+          <w:tcPr>
+            <w:tcW w:type="dxa" w:w="10800"/>
+            <w:shd w:fill="FFF9C4"/>
+            <w:tcBorders>
+              <w:top w:sz="12" w:color="E67E22" w:val="single"/>
+              <w:bottom w:sz="12" w:color="E67E22" w:val="single"/>
+              <w:left w:sz="12" w:color="E67E22" w:val="single"/>
+              <w:right w:sz="12" w:color="E67E22" w:val="single"/>
+            </w:tcBorders>
+          </w:tcPr>
+          <w:p/>
+          <w:p>
+            <w:pPr>
+              <w:jc w:val="center"/>
+            </w:pPr>
+            <w:r>
+              <w:rPr>
+                <w:rFonts w:ascii="Comic Sans MS" w:hAnsi="Comic Sans MS"/>
+                <w:b/>
+                <w:color w:val="E67E22"/>
+                <w:sz w:val="32"/>
+              </w:rPr>
+              <w:t>Fun Fact!</w:t>
+            </w:r>
+          </w:p>
+          <w:p>
+            <w:pPr>
+              <w:jc w:val="center"/>
+            </w:pPr>
+            <w:r>
+              <w:rPr>
+                <w:rFonts w:ascii="Comic Sans MS" w:hAnsi="Comic Sans MS"/>
+                <w:sz w:val="22"/>
+              </w:rPr>
+              <w:t>Some people think: "Magnets stick to all metals" -- but that's not true! Magnets only attract metals that contain iron, nickel, or cobalt. Many metals like aluminum (soda cans), copper (pennies), and gold (jewelry) are NOT magnetic at all. Test different metals to see which ones a magnet attracts.</w:t>
+            </w:r>
+          </w:p>
+        </w:tc>
+      </w:tr>
+    </w:tbl>
     <w:p/>
     <w:tbl>
       <w:tblPr>
@@ -54,99 +216,19 @@
         <w:tblLook w:firstColumn="1" w:firstRow="1" w:lastColumn="0" w:lastRow="0" w:noHBand="0" w:noVBand="1" w:val="04A0"/>
       </w:tblPr>
       <w:tblGrid>
-        <w:gridCol w:w="5040"/>
-        <w:gridCol w:w="5040"/>
+        <w:gridCol w:w="10800"/>
       </w:tblGrid>
       <w:tr>
         <w:tc>
           <w:tcPr>
-            <w:tcW w:type="dxa" w:w="5040"/>
-          </w:tcPr>
-          <w:p>
-            <w:r>
-              <w:rPr>
-                <w:sz w:val="22"/>
-              </w:rPr>
-              <w:t>Name: _______________________________</w:t>
-            </w:r>
-          </w:p>
-        </w:tc>
-        <w:tc>
-          <w:tcPr>
-            <w:tcW w:type="dxa" w:w="5040"/>
-          </w:tcPr>
-          <w:p>
-            <w:r>
-              <w:rPr>
-                <w:sz w:val="22"/>
-              </w:rPr>
-              <w:t>Date: _______________</w:t>
-            </w:r>
-          </w:p>
-        </w:tc>
-      </w:tr>
-    </w:tbl>
-    <w:p/>
-    <w:p>
-      <w:pPr>
-        <w:spacing w:after="160" w:line="440" w:lineRule="exact"/>
-      </w:pPr>
-      <w:r>
-        <w:rPr>
-          <w:sz w:val="26"/>
-        </w:rPr>
-        <w:t>Have you ever wondered: Why do magnets stick to some things but not others? Let's find out!</w:t>
-      </w:r>
-    </w:p>
-    <w:p>
-      <w:pPr>
-        <w:spacing w:after="160" w:line="440" w:lineRule="exact"/>
-      </w:pPr>
-      <w:r>
-        <w:rPr>
-          <w:sz w:val="26"/>
-        </w:rPr>
-        <w:t>A magnet is an object that produces an invisible magnetic field around itself. This field can attract (pull toward) or repel (push away) other magnets and certain metals.</w:t>
-      </w:r>
-    </w:p>
-    <w:p>
-      <w:pPr>
-        <w:spacing w:after="160" w:line="440" w:lineRule="exact"/>
-      </w:pPr>
-      <w:r>
-        <w:rPr>
-          <w:sz w:val="26"/>
-        </w:rPr>
-        <w:t>Magnets only attract metals that contain iron, nickel, or cobalt. Inside these metals, tiny groups of atoms called magnetic domains can line up in the same direction when a magnet is nearby.</w:t>
-      </w:r>
-    </w:p>
-    <w:p>
-      <w:pPr>
-        <w:spacing w:after="160" w:line="440" w:lineRule="exact"/>
-      </w:pPr>
-      <w:r>
-        <w:rPr>
-          <w:sz w:val="26"/>
-        </w:rPr>
-        <w:t>Now you know! Magnets stick to some things because of an invisible force called magnetic force! Magnets create a special field around them that can pull on metals like iron and steel. Stronger magnets make a bigger invisible field that pulls harder.</w:t>
-      </w:r>
-    </w:p>
-    <w:p/>
-    <w:tbl>
-      <w:tblPr>
-        <w:tblStyle w:val="TableGrid"/>
-        <w:tblW w:type="auto" w:w="0"/>
-        <w:jc w:val="center"/>
-        <w:tblLook w:firstColumn="1" w:firstRow="1" w:lastColumn="0" w:lastRow="0" w:noHBand="0" w:noVBand="1" w:val="04A0"/>
-      </w:tblPr>
-      <w:tblGrid>
-        <w:gridCol w:w="10080"/>
-      </w:tblGrid>
-      <w:tr>
-        <w:tc>
-          <w:tcPr>
-            <w:tcW w:type="dxa" w:w="10080"/>
-            <w:shd w:fill="FFF8E1"/>
+            <w:tcW w:type="dxa" w:w="10800"/>
+            <w:shd w:fill="E8F5E9"/>
+            <w:tcBorders>
+              <w:top w:sz="12" w:color="27AE60" w:val="single"/>
+              <w:bottom w:sz="12" w:color="27AE60" w:val="single"/>
+              <w:left w:sz="12" w:color="27AE60" w:val="single"/>
+              <w:right w:sz="12" w:color="27AE60" w:val="single"/>
+            </w:tcBorders>
           </w:tcPr>
           <w:p/>
           <w:p>
@@ -155,128 +237,115 @@
             </w:pPr>
             <w:r>
               <w:rPr>
+                <w:rFonts w:ascii="Comic Sans MS" w:hAnsi="Comic Sans MS"/>
                 <w:b/>
-                <w:color w:val="E67E22"/>
+                <w:color w:val="27AE60"/>
                 <w:sz w:val="28"/>
               </w:rPr>
-              <w:t>Fun Fact!</w:t>
+              <w:t>Think About It</w:t>
             </w:r>
           </w:p>
           <w:p>
             <w:r>
               <w:rPr>
-                <w:sz w:val="22"/>
+                <w:rFonts w:ascii="Comic Sans MS" w:hAnsi="Comic Sans MS"/>
+                <w:b/>
+                <w:sz w:val="24"/>
               </w:rPr>
-              <w:t>Some people think: "Magnets stick to all metals" — but that's not true! Magnets only attract metals that contain iron, nickel, or cobalt. Many metals like aluminum (soda cans), copper (pennies), and gold (jewelry) are NOT magnetic at all. Test different metals to see which ones a magnet attracts.</w:t>
+              <w:t>1. What surprised you most about why do magnets stick to some things but not others?</w:t>
+            </w:r>
+          </w:p>
+          <w:p>
+            <w:pPr>
+              <w:spacing w:after="40" w:line="560" w:lineRule="exact"/>
+            </w:pPr>
+            <w:r>
+              <w:rPr>
+                <w:rFonts w:ascii="Comic Sans MS" w:hAnsi="Comic Sans MS"/>
+                <w:color w:val="BBBBBB"/>
+                <w:sz w:val="32"/>
+              </w:rPr>
+              <w:t>_______________________________________________________</w:t>
+            </w:r>
+          </w:p>
+          <w:p>
+            <w:pPr>
+              <w:spacing w:after="40" w:line="560" w:lineRule="exact"/>
+            </w:pPr>
+            <w:r>
+              <w:rPr>
+                <w:rFonts w:ascii="Comic Sans MS" w:hAnsi="Comic Sans MS"/>
+                <w:color w:val="BBBBBB"/>
+                <w:sz w:val="32"/>
+              </w:rPr>
+              <w:t>_______________________________________________________</w:t>
+            </w:r>
+          </w:p>
+          <w:p>
+            <w:pPr>
+              <w:spacing w:after="40" w:line="560" w:lineRule="exact"/>
+            </w:pPr>
+            <w:r>
+              <w:rPr>
+                <w:rFonts w:ascii="Comic Sans MS" w:hAnsi="Comic Sans MS"/>
+                <w:color w:val="BBBBBB"/>
+                <w:sz w:val="32"/>
+              </w:rPr>
+              <w:t>_______________________________________________________</w:t>
+            </w:r>
+          </w:p>
+          <w:p>
+            <w:r>
+              <w:rPr>
+                <w:rFonts w:ascii="Comic Sans MS" w:hAnsi="Comic Sans MS"/>
+                <w:b/>
+                <w:sz w:val="24"/>
+              </w:rPr>
+              <w:t>2. How could you explain what you learned to a friend or family member?</w:t>
+            </w:r>
+          </w:p>
+          <w:p>
+            <w:pPr>
+              <w:spacing w:after="40" w:line="560" w:lineRule="exact"/>
+            </w:pPr>
+            <w:r>
+              <w:rPr>
+                <w:rFonts w:ascii="Comic Sans MS" w:hAnsi="Comic Sans MS"/>
+                <w:color w:val="BBBBBB"/>
+                <w:sz w:val="32"/>
+              </w:rPr>
+              <w:t>_______________________________________________________</w:t>
+            </w:r>
+          </w:p>
+          <w:p>
+            <w:pPr>
+              <w:spacing w:after="40" w:line="560" w:lineRule="exact"/>
+            </w:pPr>
+            <w:r>
+              <w:rPr>
+                <w:rFonts w:ascii="Comic Sans MS" w:hAnsi="Comic Sans MS"/>
+                <w:color w:val="BBBBBB"/>
+                <w:sz w:val="32"/>
+              </w:rPr>
+              <w:t>_______________________________________________________</w:t>
+            </w:r>
+          </w:p>
+          <w:p>
+            <w:pPr>
+              <w:spacing w:after="40" w:line="560" w:lineRule="exact"/>
+            </w:pPr>
+            <w:r>
+              <w:rPr>
+                <w:rFonts w:ascii="Comic Sans MS" w:hAnsi="Comic Sans MS"/>
+                <w:color w:val="BBBBBB"/>
+                <w:sz w:val="32"/>
+              </w:rPr>
+              <w:t>_______________________________________________________</w:t>
             </w:r>
           </w:p>
         </w:tc>
       </w:tr>
     </w:tbl>
-    <w:p/>
-    <w:p>
-      <w:r>
-        <w:rPr>
-          <w:b/>
-          <w:color w:val="1A4780"/>
-          <w:sz w:val="36"/>
-        </w:rPr>
-        <w:t>Think About It</w:t>
-      </w:r>
-    </w:p>
-    <w:p>
-      <w:r>
-        <w:rPr>
-          <w:b/>
-          <w:sz w:val="26"/>
-        </w:rPr>
-        <w:t>1. What surprised you most about learning why do magnets stick to some things but not others?</w:t>
-      </w:r>
-    </w:p>
-    <w:p>
-      <w:pPr>
-        <w:spacing w:after="80" w:line="480" w:lineRule="exact"/>
-      </w:pPr>
-      <w:r>
-        <w:rPr>
-          <w:color w:val="CCCCCC"/>
-          <w:sz w:val="24"/>
-        </w:rPr>
-        <w:t>___________________________________________________________________________</w:t>
-      </w:r>
-    </w:p>
-    <w:p>
-      <w:pPr>
-        <w:spacing w:after="80" w:line="480" w:lineRule="exact"/>
-      </w:pPr>
-      <w:r>
-        <w:rPr>
-          <w:color w:val="CCCCCC"/>
-          <w:sz w:val="24"/>
-        </w:rPr>
-        <w:t>___________________________________________________________________________</w:t>
-      </w:r>
-    </w:p>
-    <w:p>
-      <w:pPr>
-        <w:spacing w:after="80" w:line="480" w:lineRule="exact"/>
-      </w:pPr>
-      <w:r>
-        <w:rPr>
-          <w:color w:val="CCCCCC"/>
-          <w:sz w:val="24"/>
-        </w:rPr>
-        <w:t>___________________________________________________________________________</w:t>
-      </w:r>
-    </w:p>
-    <w:p/>
-    <w:p>
-      <w:r>
-        <w:rPr>
-          <w:b/>
-          <w:sz w:val="26"/>
-        </w:rPr>
-        <w:t>2. How could you explain what you learned to a friend or family member?</w:t>
-      </w:r>
-    </w:p>
-    <w:p>
-      <w:pPr>
-        <w:spacing w:after="80" w:line="480" w:lineRule="exact"/>
-      </w:pPr>
-      <w:r>
-        <w:rPr>
-          <w:color w:val="CCCCCC"/>
-          <w:sz w:val="24"/>
-        </w:rPr>
-        <w:t>___________________________________________________________________________</w:t>
-      </w:r>
-    </w:p>
-    <w:p>
-      <w:pPr>
-        <w:spacing w:after="80" w:line="480" w:lineRule="exact"/>
-      </w:pPr>
-      <w:r>
-        <w:rPr>
-          <w:color w:val="CCCCCC"/>
-          <w:sz w:val="24"/>
-        </w:rPr>
-        <w:t>___________________________________________________________________________</w:t>
-      </w:r>
-    </w:p>
-    <w:p>
-      <w:pPr>
-        <w:spacing w:after="80" w:line="480" w:lineRule="exact"/>
-      </w:pPr>
-      <w:r>
-        <w:rPr>
-          <w:color w:val="CCCCCC"/>
-          <w:sz w:val="24"/>
-        </w:rPr>
-        <w:t>___________________________________________________________________________</w:t>
-      </w:r>
-    </w:p>
-    <w:p/>
-    <w:p/>
     <w:p>
       <w:pPr>
         <w:jc w:val="center"/>
@@ -291,7 +360,7 @@
     </w:p>
     <w:sectPr>
       <w:pgSz w:w="12240" w:h="15840"/>
-      <w:pgMar w:top="864" w:right="1080" w:bottom="720" w:left="1080" w:header="720" w:footer="720" w:gutter="0"/>
+      <w:pgMar w:top="504" w:right="720" w:bottom="504" w:left="720" w:header="720" w:footer="720" w:gutter="0"/>
       <w:cols w:space="720"/>
       <w:docGrid w:linePitch="360"/>
     </w:sectPr>
